--- a/fuentes/CFA6_135333_DU.docx
+++ b/fuentes/CFA6_135333_DU.docx
@@ -3267,27 +3267,18 @@
     <w:p>
       <w:pPr>
         <w:rPr>
-          <w:rFonts w:ascii="Calibri" w:hAnsi="Calibri" w:cs="Calibri"/>
-          <w:sz w:val="24"/>
-          <w:szCs w:val="24"/>
-          <w:lang w:val="es-419"/>
-        </w:rPr>
-      </w:pPr>
-      <w:r>
-        <w:rPr>
-          <w:rFonts w:ascii="Calibri" w:hAnsi="Calibri" w:cs="Calibri"/>
-          <w:sz w:val="32"/>
-          <w:szCs w:val="32"/>
-          <w:lang w:val="es-419"/>
+          <w:lang w:val="es-419" w:eastAsia="es-CO"/>
+        </w:rPr>
+      </w:pPr>
+      <w:r>
+        <w:rPr>
+          <w:lang w:val="es-419" w:eastAsia="es-CO"/>
         </w:rPr>
         <w:t>La asesoría al cliente es un proceso estratégico que va más allá de simplemente responder preguntas; se trata de construir una relación de confianza y acompañamiento continuo. En el contexto digital, esta asesoría se potencia mediante herramientas tecnológicas, canales de comunicación variados y sistemas que permiten registrar, analizar y anticipar las necesidades de cada cliente, garantizando una experiencia personalizada y satisfactoria.</w:t>
       </w:r>
       <w:r>
         <w:rPr>
-          <w:rFonts w:ascii="Calibri" w:hAnsi="Calibri" w:cs="Calibri"/>
-          <w:sz w:val="24"/>
-          <w:szCs w:val="24"/>
-          <w:lang w:val="es-419"/>
+          <w:lang w:val="es-419" w:eastAsia="es-CO"/>
         </w:rPr>
         <w:t xml:space="preserve"> </w:t>
       </w:r>
@@ -3461,6 +3452,21 @@
     </w:p>
     <w:p>
       <w:pPr>
+        <w:spacing w:before="0" w:after="160" w:line="259" w:lineRule="auto"/>
+        <w:ind w:firstLine="0"/>
+        <w:rPr>
+          <w:lang w:val="es-419" w:eastAsia="es-CO"/>
+        </w:rPr>
+      </w:pPr>
+      <w:r>
+        <w:rPr>
+          <w:lang w:val="es-419" w:eastAsia="es-CO"/>
+        </w:rPr>
+        <w:br w:type="page"/>
+      </w:r>
+    </w:p>
+    <w:p>
+      <w:pPr>
         <w:pStyle w:val="Figura"/>
       </w:pPr>
       <w:r>
@@ -3481,10 +3487,10 @@
           <w:lang w:val="es-419" w:eastAsia="es-CO"/>
         </w:rPr>
         <w:drawing>
-          <wp:inline distT="0" distB="0" distL="0" distR="0" wp14:anchorId="6ECD372A" wp14:editId="367F5605">
+          <wp:inline distT="0" distB="0" distL="0" distR="0" wp14:anchorId="6ECD372A" wp14:editId="5AD89CBA">
             <wp:extent cx="5485681" cy="1612647"/>
             <wp:effectExtent l="0" t="0" r="1270" b="6985"/>
-            <wp:docPr id="1735304746" name="Imagen 5" descr="La figura muestra las cuatro funciones estratégicas principales del CRM en la gestión de clientes."/>
+            <wp:docPr id="1735304746" name="Imagen 5" descr="La figura muestra las cuatro funciones del CRM: centralizar datos de clientes, registrar interacciones, personalizar comunicaciones y analizar comportamientos para anticipar necesidades."/>
             <wp:cNvGraphicFramePr>
               <a:graphicFrameLocks xmlns:a="http://schemas.openxmlformats.org/drawingml/2006/main" noChangeAspect="1"/>
             </wp:cNvGraphicFramePr>
@@ -3492,7 +3498,7 @@
               <a:graphicData uri="http://schemas.openxmlformats.org/drawingml/2006/picture">
                 <pic:pic xmlns:pic="http://schemas.openxmlformats.org/drawingml/2006/picture">
                   <pic:nvPicPr>
-                    <pic:cNvPr id="1735304746" name="Imagen 5" descr="La figura muestra las cuatro funciones estratégicas principales del CRM en la gestión de clientes."/>
+                    <pic:cNvPr id="1735304746" name="Imagen 5" descr="La figura muestra las cuatro funciones del CRM: centralizar datos de clientes, registrar interacciones, personalizar comunicaciones y analizar comportamientos para anticipar necesidades."/>
                     <pic:cNvPicPr>
                       <a:picLocks noChangeAspect="1" noChangeArrowheads="1"/>
                     </pic:cNvPicPr>
@@ -3574,7 +3580,14 @@
                 <w:b/>
                 <w:lang w:val="es-419"/>
               </w:rPr>
-              <w:t>Descripción de la imagen</w:t>
+              <w:t xml:space="preserve">Descripción de la </w:t>
+            </w:r>
+            <w:r>
+              <w:rPr>
+                <w:b/>
+                <w:lang w:val="es-419"/>
+              </w:rPr>
+              <w:t>figura</w:t>
             </w:r>
             <w:r>
               <w:rPr>
@@ -4578,10 +4591,10 @@
           <w:lang w:val="es-419" w:eastAsia="es-CO"/>
         </w:rPr>
         <w:drawing>
-          <wp:inline distT="0" distB="0" distL="0" distR="0" wp14:anchorId="06CBC6AC" wp14:editId="14C42F62">
+          <wp:inline distT="0" distB="0" distL="0" distR="0" wp14:anchorId="06CBC6AC" wp14:editId="395DB55A">
             <wp:extent cx="5782442" cy="1775230"/>
             <wp:effectExtent l="0" t="0" r="0" b="0"/>
-            <wp:docPr id="1196286889" name="Imagen 7" descr="La figura muestra las a seis etapas del protocolo de asesoría digital."/>
+            <wp:docPr id="1196286889" name="Imagen 7" descr="Diagrama de las etapas del protocolo de asesoría digital: saludo, identificación de necesidades, presentación de soluciones, registro de interacción, confirmación de satisfacción y seguimiento."/>
             <wp:cNvGraphicFramePr>
               <a:graphicFrameLocks xmlns:a="http://schemas.openxmlformats.org/drawingml/2006/main" noChangeAspect="1"/>
             </wp:cNvGraphicFramePr>
@@ -4589,7 +4602,7 @@
               <a:graphicData uri="http://schemas.openxmlformats.org/drawingml/2006/picture">
                 <pic:pic xmlns:pic="http://schemas.openxmlformats.org/drawingml/2006/picture">
                   <pic:nvPicPr>
-                    <pic:cNvPr id="1196286889" name="Imagen 7" descr="La figura muestra las a seis etapas del protocolo de asesoría digital."/>
+                    <pic:cNvPr id="1196286889" name="Imagen 7" descr="Diagrama de las etapas del protocolo de asesoría digital: saludo, identificación de necesidades, presentación de soluciones, registro de interacción, confirmación de satisfacción y seguimiento."/>
                     <pic:cNvPicPr>
                       <a:picLocks noChangeAspect="1" noChangeArrowheads="1"/>
                     </pic:cNvPicPr>
@@ -4670,7 +4683,14 @@
                 <w:b/>
                 <w:lang w:val="es-419"/>
               </w:rPr>
-              <w:t>Descripción de la imagen</w:t>
+              <w:t xml:space="preserve">Descripción de la </w:t>
+            </w:r>
+            <w:r>
+              <w:rPr>
+                <w:b/>
+                <w:lang w:val="es-419"/>
+              </w:rPr>
+              <w:t>figura</w:t>
             </w:r>
             <w:r>
               <w:rPr>
@@ -4754,6 +4774,7 @@
         <w:rPr>
           <w:lang w:val="es-419" w:eastAsia="es-CO"/>
         </w:rPr>
+        <w:lastRenderedPageBreak/>
         <w:t xml:space="preserve">Al implementar este protocolo, las empresas logran que cada interacción con el cliente tenga un propósito claro y medible, fortaleciendo la relación y aumentando la probabilidad de satisfacción y lealtad. Además, el uso del CRM como herramienta central permite que las decisiones estratégicas de </w:t>
       </w:r>
       <w:r>
@@ -4792,15 +4813,6 @@
         </w:rPr>
         <w:t>El seguimiento constituye un pilar fundamental dentro de la asesoría al cliente, ya que va más allá de la simple verificación de la entrega de un producto o servicio. Su propósito principal es garantizar la satisfacción del cliente, anticipar posibles inconvenientes y generar valor agregado mediante interacciones personalizadas y oportunas. La correcta gestión de la información, registrada en sistemas como el CRM, permite un abordaje estratégico, rápido y adaptado a las necesidades individuales de cada cliente, fortaleciendo la relación comercial y potenciando la fidelización a largo plazo. A continuación, se detallan estrategias para el seguimiento:</w:t>
       </w:r>
-    </w:p>
-    <w:p>
-      <w:pPr>
-        <w:spacing w:before="0" w:after="160" w:line="259" w:lineRule="auto"/>
-        <w:ind w:firstLine="0"/>
-        <w:rPr>
-          <w:lang w:val="es-419" w:eastAsia="es-CO"/>
-        </w:rPr>
-      </w:pPr>
       <w:r>
         <w:rPr>
           <w:lang w:val="es-419" w:eastAsia="es-CO"/>
@@ -5228,7 +5240,19 @@
         <w:rPr>
           <w:lang w:val="es-419" w:eastAsia="es-CO"/>
         </w:rPr>
-        <w:t>Para analizar la percepción del cliente, es fundamental identificar los criterios que determinan cómo los consumidores valoran la oferta de la empresa. La siguiente tabla sintetiza los principales factores que influyen en la percepción del cliente, acompañados de ejemplos prácticos que ilustran cada criterio:</w:t>
+        <w:t xml:space="preserve">Para analizar la percepción del cliente, es fundamental identificar los criterios que determinan cómo los consumidores valoran la oferta de la empresa. </w:t>
+      </w:r>
+      <w:r>
+        <w:rPr>
+          <w:lang w:val="es-419" w:eastAsia="es-CO"/>
+        </w:rPr>
+        <w:t xml:space="preserve">A continuación, se </w:t>
+      </w:r>
+      <w:r>
+        <w:rPr>
+          <w:lang w:val="es-419" w:eastAsia="es-CO"/>
+        </w:rPr>
+        <w:t>sintetiza los principales factores que influyen en la percepción del cliente, acompañados de ejemplos prácticos que ilustran cada criterio:</w:t>
       </w:r>
     </w:p>
     <w:p>
@@ -6357,6 +6381,7 @@
         <w:rPr>
           <w:lang w:val="es-419" w:eastAsia="es-CO"/>
         </w:rPr>
+        <w:lastRenderedPageBreak/>
         <w:t>Nota. Adaptado de Fisher, R., Ury, W., &amp; Patton, B., (2011).</w:t>
       </w:r>
     </w:p>
@@ -6383,10 +6408,10 @@
           <w:lang w:val="es-419" w:eastAsia="es-CO"/>
         </w:rPr>
         <w:drawing>
-          <wp:inline distT="0" distB="0" distL="0" distR="0" wp14:anchorId="6074C7B5" wp14:editId="77CE2D87">
+          <wp:inline distT="0" distB="0" distL="0" distR="0" wp14:anchorId="6074C7B5" wp14:editId="100C7FB7">
             <wp:extent cx="5382905" cy="3467224"/>
             <wp:effectExtent l="0" t="0" r="8255" b="0"/>
-            <wp:docPr id="1937458156" name="Imagen 9" descr="La figura muestra las diferentes técnicas de resolución de conflictos."/>
+            <wp:docPr id="1937458156" name="Imagen 9" descr="Figura sobre técnicas de resolución de conflictos que incluye negociación, mediación, escucha activa, compromiso y solución proactiva para facilitar acuerdos, validar emociones y resolver problemas de manera equilibrada."/>
             <wp:cNvGraphicFramePr>
               <a:graphicFrameLocks xmlns:a="http://schemas.openxmlformats.org/drawingml/2006/main" noChangeAspect="1"/>
             </wp:cNvGraphicFramePr>
@@ -6394,7 +6419,7 @@
               <a:graphicData uri="http://schemas.openxmlformats.org/drawingml/2006/picture">
                 <pic:pic xmlns:pic="http://schemas.openxmlformats.org/drawingml/2006/picture">
                   <pic:nvPicPr>
-                    <pic:cNvPr id="1937458156" name="Imagen 9" descr="La figura muestra las diferentes técnicas de resolución de conflictos."/>
+                    <pic:cNvPr id="1937458156" name="Imagen 9" descr="Figura sobre técnicas de resolución de conflictos que incluye negociación, mediación, escucha activa, compromiso y solución proactiva para facilitar acuerdos, validar emociones y resolver problemas de manera equilibrada."/>
                     <pic:cNvPicPr>
                       <a:picLocks noChangeAspect="1" noChangeArrowheads="1"/>
                     </pic:cNvPicPr>
@@ -6491,7 +6516,14 @@
                 <w:lang w:val="es-419"/>
               </w:rPr>
               <w:lastRenderedPageBreak/>
-              <w:t>Descripción de la imagen</w:t>
+              <w:t xml:space="preserve">Descripción de la </w:t>
+            </w:r>
+            <w:r>
+              <w:rPr>
+                <w:b/>
+                <w:lang w:val="es-419"/>
+              </w:rPr>
+              <w:t>figura</w:t>
             </w:r>
             <w:r>
               <w:rPr>
@@ -7173,10 +7205,10 @@
           <w:lang w:val="es-419" w:eastAsia="es-CO"/>
         </w:rPr>
         <w:drawing>
-          <wp:inline distT="0" distB="0" distL="0" distR="0" wp14:anchorId="0E11D924" wp14:editId="7DB3167C">
+          <wp:inline distT="0" distB="0" distL="0" distR="0" wp14:anchorId="0E11D924" wp14:editId="2CE5395A">
             <wp:extent cx="6028754" cy="3883231"/>
             <wp:effectExtent l="0" t="0" r="0" b="3175"/>
-            <wp:docPr id="64752591" name="Imagen 11" descr="La figura muestra las actividades claves para el trámite de solicitudes."/>
+            <wp:docPr id="64752591" name="Imagen 11" descr="La figura muestra el paso a paso para el trámite de solicitudes y sus procesos clave: recepción, registro, clasificación, evaluación, resolución y seguimiento de solicitudes para garantizar control, atención y mejora continua."/>
             <wp:cNvGraphicFramePr>
               <a:graphicFrameLocks xmlns:a="http://schemas.openxmlformats.org/drawingml/2006/main" noChangeAspect="1"/>
             </wp:cNvGraphicFramePr>
@@ -7184,7 +7216,7 @@
               <a:graphicData uri="http://schemas.openxmlformats.org/drawingml/2006/picture">
                 <pic:pic xmlns:pic="http://schemas.openxmlformats.org/drawingml/2006/picture">
                   <pic:nvPicPr>
-                    <pic:cNvPr id="64752591" name="Imagen 11" descr="La figura muestra las actividades claves para el trámite de solicitudes."/>
+                    <pic:cNvPr id="64752591" name="Imagen 11" descr="La figura muestra el paso a paso para el trámite de solicitudes y sus procesos clave: recepción, registro, clasificación, evaluación, resolución y seguimiento de solicitudes para garantizar control, atención y mejora continua."/>
                     <pic:cNvPicPr>
                       <a:picLocks noChangeAspect="1" noChangeArrowheads="1"/>
                     </pic:cNvPicPr>
@@ -7266,7 +7298,14 @@
                 <w:b/>
                 <w:lang w:val="es-419"/>
               </w:rPr>
-              <w:t>Descripción de la imagen</w:t>
+              <w:t xml:space="preserve">Descripción de la </w:t>
+            </w:r>
+            <w:r>
+              <w:rPr>
+                <w:b/>
+                <w:lang w:val="es-419"/>
+              </w:rPr>
+              <w:t>figura</w:t>
             </w:r>
             <w:r>
               <w:rPr>
@@ -7897,7 +7936,25 @@
         <w:rPr>
           <w:lang w:val="es-419" w:eastAsia="es-CO"/>
         </w:rPr>
-        <w:t xml:space="preserve"> relacional y su impacto en la construcción de vínculos a largo plazo con los clientes, lo invitamos a consultar. Este recurso muestra cómo integrar herramientas digitales para fortalecer la lealtad y el compromiso del cliente: </w:t>
+        <w:t xml:space="preserve"> relacional y su impacto en la construcción de vínculos a largo plazo con los clientes, </w:t>
+      </w:r>
+      <w:r>
+        <w:rPr>
+          <w:lang w:val="es-419" w:eastAsia="es-CO"/>
+        </w:rPr>
+        <w:t>l</w:t>
+      </w:r>
+      <w:r>
+        <w:rPr>
+          <w:lang w:val="es-419" w:eastAsia="es-CO"/>
+        </w:rPr>
+        <w:t>o invitamos a consultar el siguiente video</w:t>
+      </w:r>
+      <w:r>
+        <w:rPr>
+          <w:lang w:val="es-419" w:eastAsia="es-CO"/>
+        </w:rPr>
+        <w:t xml:space="preserve">. Este recurso muestra cómo integrar herramientas digitales para fortalecer la lealtad y el compromiso del cliente: </w:t>
       </w:r>
       <w:hyperlink r:id="rId21" w:history="1">
         <w:r>
@@ -7994,7 +8051,13 @@
               <w:rPr>
                 <w:rStyle w:val="Extranjerismo"/>
               </w:rPr>
-              <w:t>Marketing</w:t>
+              <w:t>m</w:t>
+            </w:r>
+            <w:r>
+              <w:rPr>
+                <w:rStyle w:val="Extranjerismo"/>
+              </w:rPr>
+              <w:t>arketing</w:t>
             </w:r>
             <w:r>
               <w:t xml:space="preserve"> relacional.</w:t>
@@ -8008,7 +8071,13 @@
               <w:t xml:space="preserve">: </w:t>
             </w:r>
             <w:r>
-              <w:t>¡Hola, hola! Bienvenidos a este episodio. Hoy vamos a hablar de cómo construir relaciones sólidas con los clientes y por qué su percepción es clave para fidelizarlos.</w:t>
+              <w:t>¡</w:t>
+            </w:r>
+            <w:r>
+              <w:t>h</w:t>
+            </w:r>
+            <w:r>
+              <w:t>ola, hola! Bienvenidos a este episodio. Hoy vamos a hablar de cómo construir relaciones sólidas con los clientes y por qué su percepción es clave para fidelizarlos.</w:t>
             </w:r>
           </w:p>
           <w:p>
@@ -8019,7 +8088,10 @@
               <w:t xml:space="preserve">: </w:t>
             </w:r>
             <w:r>
-              <w:t xml:space="preserve">Exacto, Kevin. No se trata solo de vender, sino de generar vínculos duraderos. Vamos a ver cómo el </w:t>
+              <w:t>e</w:t>
+            </w:r>
+            <w:r>
+              <w:t xml:space="preserve">xacto, Kevin. No se trata solo de vender, sino de generar vínculos duraderos. Vamos a ver cómo el </w:t>
             </w:r>
             <w:r>
               <w:rPr>
@@ -8036,16 +8108,80 @@
               <w:t>KEVIN</w:t>
             </w:r>
             <w:r>
+              <w:t>:</w:t>
+            </w:r>
+            <w:r>
+              <w:t xml:space="preserve"> </w:t>
+            </w:r>
+            <w:r>
+              <w:rPr>
+                <w:rStyle w:val="Extranjerismo"/>
+              </w:rPr>
+              <w:t>marketing</w:t>
+            </w:r>
+            <w:r>
+              <w:rPr>
+                <w:rStyle w:val="Extranjerismo"/>
+              </w:rPr>
+              <w:t xml:space="preserve"> </w:t>
+            </w:r>
+            <w:r>
+              <w:t xml:space="preserve">relacional… suena elegante, pero ¿en qué se diferencia del marketing normal? </w:t>
+            </w:r>
+          </w:p>
+          <w:p>
+            <w:r>
+              <w:t>CAROLINA</w:t>
+            </w:r>
+            <w:r>
               <w:t xml:space="preserve">: </w:t>
             </w:r>
             <w:r>
+              <w:t>j</w:t>
+            </w:r>
+            <w:r>
+              <w:t xml:space="preserve">ajaja, buena pregunta. Mientras el </w:t>
+            </w:r>
+            <w:r>
               <w:rPr>
                 <w:rStyle w:val="Extranjerismo"/>
               </w:rPr>
-              <w:t>Marketing</w:t>
-            </w:r>
-            <w:r>
-              <w:t xml:space="preserve"> relacional… suena elegante, pero ¿en qué se diferencia del marketing normal? </w:t>
+              <w:t>marketing</w:t>
+            </w:r>
+            <w:r>
+              <w:t xml:space="preserve"> transaccional se enfoca en la venta inmediata, el </w:t>
+            </w:r>
+            <w:r>
+              <w:rPr>
+                <w:rStyle w:val="Extranjerismo"/>
+              </w:rPr>
+              <w:t>marketing</w:t>
+            </w:r>
+            <w:r>
+              <w:t xml:space="preserve"> relacional busca crear lazos a largo plazo: </w:t>
+            </w:r>
+            <w:r>
+              <w:lastRenderedPageBreak/>
+              <w:t>fidelización, confianza y recomendación. Por ejemplo, un programa de recompensas o comunicación personalizada.</w:t>
+            </w:r>
+          </w:p>
+          <w:p>
+            <w:r>
+              <w:t>KEVIN</w:t>
+            </w:r>
+            <w:r>
+              <w:t xml:space="preserve">: </w:t>
+            </w:r>
+            <w:proofErr w:type="spellStart"/>
+            <w:r>
+              <w:t>a</w:t>
+            </w:r>
+            <w:r>
+              <w:t>hh</w:t>
+            </w:r>
+            <w:proofErr w:type="spellEnd"/>
+            <w:r>
+              <w:t>… entonces no es solo “vende y olvida”, sino “vende y acompaña”. Me gusta.</w:t>
             </w:r>
           </w:p>
           <w:p>
@@ -8056,7 +8192,94 @@
               <w:t xml:space="preserve">: </w:t>
             </w:r>
             <w:r>
-              <w:t xml:space="preserve">Jajaja, buena pregunta. Mientras el </w:t>
+              <w:t>e</w:t>
+            </w:r>
+            <w:r>
+              <w:t>xacto. Entre las estrategias más efectivas están: programas de fidelización, personalización de ofertas, comunicación continua y marketing de contenido que aporte valor al cliente.</w:t>
+            </w:r>
+          </w:p>
+          <w:p>
+            <w:r>
+              <w:t>KEVIN</w:t>
+            </w:r>
+            <w:r>
+              <w:tab/>
+            </w:r>
+            <w:r>
+              <w:t xml:space="preserve">: </w:t>
+            </w:r>
+            <w:r>
+              <w:t>o</w:t>
+            </w:r>
+            <w:r>
+              <w:t>k, ahora entiendo. Cada acción que hacemos refleja cómo percibe el cliente nuestra marca.</w:t>
+            </w:r>
+          </w:p>
+          <w:p>
+            <w:r>
+              <w:t>CAROLINA</w:t>
+            </w:r>
+            <w:r>
+              <w:t xml:space="preserve">: </w:t>
+            </w:r>
+            <w:r>
+              <w:t>c</w:t>
+            </w:r>
+            <w:r>
+              <w:t>orrecto. Y aquí entra la gestión de la percepción del cliente: confianza, experiencia emocional, valor percibido. Si el cliente se siente valorado, la fidelización aumenta y es más probable que recomiende la marca.</w:t>
+            </w:r>
+          </w:p>
+          <w:p>
+            <w:r>
+              <w:t>KEVIN</w:t>
+            </w:r>
+            <w:r>
+              <w:t xml:space="preserve">: </w:t>
+            </w:r>
+            <w:r>
+              <w:t>¡</w:t>
+            </w:r>
+            <w:proofErr w:type="spellStart"/>
+            <w:r>
+              <w:t>a</w:t>
+            </w:r>
+            <w:r>
+              <w:t>hhh</w:t>
+            </w:r>
+            <w:proofErr w:type="spellEnd"/>
+            <w:r>
+              <w:t>! Como cuando recibo un mensaje personalizado y siento que me conocen. Instantáneamente me genera confianza y ganas de volver.</w:t>
+            </w:r>
+          </w:p>
+          <w:p>
+            <w:r>
+              <w:t>CAROLINA</w:t>
+            </w:r>
+            <w:r>
+              <w:t xml:space="preserve">: </w:t>
+            </w:r>
+            <w:r>
+              <w:t>e</w:t>
+            </w:r>
+            <w:r>
+              <w:t>xacto, Kevin. Por ejemplo, una tienda de tecnología puede enviar recomendaciones basadas en compras previas y dar seguimiento postventa. Esto hace que el cliente se sienta único y refuerza su percepción positiva.</w:t>
+            </w:r>
+          </w:p>
+          <w:p>
+            <w:r>
+              <w:t>KEVIN</w:t>
+            </w:r>
+            <w:r>
+              <w:tab/>
+            </w:r>
+            <w:r>
+              <w:t xml:space="preserve">: </w:t>
+            </w:r>
+            <w:r>
+              <w:t>e</w:t>
+            </w:r>
+            <w:r>
+              <w:t xml:space="preserve">ntonces, el </w:t>
             </w:r>
             <w:r>
               <w:rPr>
@@ -8065,7 +8288,21 @@
               <w:t>marketing</w:t>
             </w:r>
             <w:r>
-              <w:t xml:space="preserve"> transaccional se enfoca en la venta inmediata, el </w:t>
+              <w:t xml:space="preserve"> relacional y la percepción positiva trabajan juntos: uno construye la relación, el otro asegura que el cliente valore la experiencia.</w:t>
+            </w:r>
+          </w:p>
+          <w:p>
+            <w:r>
+              <w:t>CAROLINA</w:t>
+            </w:r>
+            <w:r>
+              <w:t xml:space="preserve">: </w:t>
+            </w:r>
+            <w:r>
+              <w:t>r</w:t>
+            </w:r>
+            <w:r>
+              <w:t xml:space="preserve">esumiendo: </w:t>
             </w:r>
             <w:r>
               <w:rPr>
@@ -8074,7 +8311,7 @@
               <w:t>marketing</w:t>
             </w:r>
             <w:r>
-              <w:t xml:space="preserve"> relacional busca crear lazos a largo plazo: fidelización, confianza y recomendación. Por ejemplo, un programa de recompensas o comunicación personalizada.</w:t>
+              <w:t xml:space="preserve"> relacional = fidelización a largo plazo; percepción positiva = recomendación y repetición de compra. La combinación es poderosa para cualquier empresa.</w:t>
             </w:r>
           </w:p>
           <w:p>
@@ -8083,15 +8320,19 @@
               <w:t>KEVIN</w:t>
             </w:r>
             <w:r>
+              <w:tab/>
+            </w:r>
+            <w:r>
               <w:t xml:space="preserve">: </w:t>
             </w:r>
-            <w:proofErr w:type="spellStart"/>
-            <w:r>
-              <w:t>Ahh</w:t>
-            </w:r>
-            <w:proofErr w:type="spellEnd"/>
-            <w:r>
-              <w:t>… entonces no es solo “vende y olvida”, sino “vende y acompaña”. Me gusta.</w:t>
+            <w:r>
+              <w:t>¡</w:t>
+            </w:r>
+            <w:r>
+              <w:t>p</w:t>
+            </w:r>
+            <w:r>
+              <w:t>erfecto! Entonces no se trata solo de vender, sino de cuidar cómo nos ven y cómo nos sienten nuestros clientes. Eso es oro puro para fidelización.</w:t>
             </w:r>
           </w:p>
           <w:p>
@@ -8102,7 +8343,10 @@
               <w:t xml:space="preserve">: </w:t>
             </w:r>
             <w:r>
-              <w:t>Exacto. Entre las estrategias más efectivas están: programas de fidelización, personalización de ofertas, comunicación continua y marketing de contenido que aporte valor al cliente.</w:t>
+              <w:t>e</w:t>
+            </w:r>
+            <w:r>
+              <w:t>xactamente. Implementar estrategias relacionales y monitorear la percepción garantiza clientes satisfechos, leales y promotores de nuestra marca.</w:t>
             </w:r>
           </w:p>
           <w:p>
@@ -8113,10 +8357,10 @@
               <w:tab/>
             </w:r>
             <w:r>
-              <w:t>: O</w:t>
-            </w:r>
-            <w:r>
-              <w:t>k, ahora entiendo. Cada acción que hacemos refleja cómo percibe el cliente nuestra marca.</w:t>
+              <w:t xml:space="preserve">: </w:t>
+            </w:r>
+            <w:r>
+              <w:t>“aplausos digitales” ¡Eso es todo por hoy! Gracias por acompañarnos. Recuerden: relaciones sólidas + percepción positiva = clientes felices y fieles.</w:t>
             </w:r>
           </w:p>
           <w:p>
@@ -8127,131 +8371,10 @@
               <w:t xml:space="preserve">: </w:t>
             </w:r>
             <w:r>
-              <w:t>Correcto. Y aquí entra la gestión de la percepción del cliente: confianza, experiencia emocional, valor percibido. Si el cliente se siente valorado, la fidelización aumenta y es más probable que recomiende la marca.</w:t>
-            </w:r>
-          </w:p>
-          <w:p>
-            <w:r>
-              <w:t>KEVIN</w:t>
-            </w:r>
-            <w:r>
-              <w:t xml:space="preserve">: </w:t>
-            </w:r>
-            <w:r>
-              <w:t>¡</w:t>
-            </w:r>
-            <w:proofErr w:type="spellStart"/>
-            <w:r>
-              <w:t>Ahhh</w:t>
-            </w:r>
-            <w:proofErr w:type="spellEnd"/>
-            <w:r>
-              <w:t>! Como cuando recibo un mensaje personalizado y siento que me conocen. Instantáneamente me genera confianza y ganas de volver.</w:t>
-            </w:r>
-          </w:p>
-          <w:p>
-            <w:r>
-              <w:t>CAROLINA</w:t>
-            </w:r>
-            <w:r>
-              <w:t xml:space="preserve">: </w:t>
-            </w:r>
-            <w:r>
-              <w:t>Exacto, Kevin. Por ejemplo, una tienda de tecnología puede enviar recomendaciones basadas en compras previas y dar seguimiento postventa. Esto hace que el cliente se sienta único y refuerza su percepción positiva.</w:t>
-            </w:r>
-          </w:p>
-          <w:p>
-            <w:r>
-              <w:t>KEVIN</w:t>
-            </w:r>
-            <w:r>
-              <w:tab/>
-            </w:r>
-            <w:r>
-              <w:t xml:space="preserve">: </w:t>
-            </w:r>
-            <w:r>
-              <w:t xml:space="preserve">Entonces, el </w:t>
-            </w:r>
-            <w:r>
-              <w:rPr>
-                <w:rStyle w:val="Extranjerismo"/>
-              </w:rPr>
-              <w:t>marketing</w:t>
-            </w:r>
-            <w:r>
-              <w:t xml:space="preserve"> relacional y la percepción positiva trabajan juntos: uno construye la relación, el otro asegura que el cliente valore la experiencia.</w:t>
-            </w:r>
-          </w:p>
-          <w:p>
-            <w:r>
-              <w:t>CAROLINA</w:t>
-            </w:r>
-            <w:r>
-              <w:t xml:space="preserve">: </w:t>
-            </w:r>
-            <w:r>
-              <w:t xml:space="preserve">Resumiendo: </w:t>
-            </w:r>
-            <w:r>
-              <w:rPr>
-                <w:rStyle w:val="Extranjerismo"/>
-              </w:rPr>
-              <w:t>marketing</w:t>
-            </w:r>
-            <w:r>
-              <w:t xml:space="preserve"> relacional = fidelización a largo plazo; percepción positiva = recomendación y repetición de compra. La combinación es poderosa para cualquier empresa.</w:t>
-            </w:r>
-          </w:p>
-          <w:p>
-            <w:r>
-              <w:lastRenderedPageBreak/>
-              <w:t>KEVIN</w:t>
-            </w:r>
-            <w:r>
-              <w:tab/>
-            </w:r>
-            <w:r>
-              <w:t xml:space="preserve">: </w:t>
-            </w:r>
-            <w:r>
-              <w:t>¡Perfecto! Entonces no se trata solo de vender, sino de cuidar cómo nos ven y cómo nos sienten nuestros clientes. Eso es oro puro para fidelización.</w:t>
-            </w:r>
-          </w:p>
-          <w:p>
-            <w:r>
-              <w:t>CAROLINA</w:t>
-            </w:r>
-            <w:r>
-              <w:t xml:space="preserve">: </w:t>
-            </w:r>
-            <w:r>
-              <w:t>Exactamente. Implementar estrategias relacionales y monitorear la percepción garantiza clientes satisfechos, leales y promotores de nuestra marca.</w:t>
-            </w:r>
-          </w:p>
-          <w:p>
-            <w:r>
-              <w:t>KEVIN</w:t>
-            </w:r>
-            <w:r>
-              <w:tab/>
-            </w:r>
-            <w:r>
-              <w:t xml:space="preserve">: </w:t>
-            </w:r>
-            <w:r>
-              <w:t>“aplausos digitales” ¡Eso es todo por hoy! Gracias por acompañarnos. Recuerden: relaciones sólidas + percepción positiva = clientes felices y fieles.</w:t>
-            </w:r>
-          </w:p>
-          <w:p>
-            <w:r>
-              <w:t>CAROLINA</w:t>
-            </w:r>
-            <w:r>
-              <w:t xml:space="preserve">: </w:t>
-            </w:r>
-            <w:r>
-              <w:t>Gracias a todos. Recuerden que la fidelización comienza con estrategias inteligentes y un cuidado constante de la percepción del cliente. Hasta la próxima.</w:t>
+              <w:t>g</w:t>
+            </w:r>
+            <w:r>
+              <w:t>racias a todos. Recuerden que la fidelización comienza con estrategias inteligentes y un cuidado constante de la percepción del cliente. Hasta la próxima.</w:t>
             </w:r>
           </w:p>
           <w:p/>
@@ -8785,6 +8908,7 @@
               </w:rPr>
             </w:pPr>
             <w:r>
+              <w:lastRenderedPageBreak/>
               <w:t>Fidelización</w:t>
             </w:r>
             <w:r>
@@ -8897,7 +9021,19 @@
               <w:rPr>
                 <w:lang w:val="es-419" w:eastAsia="es-CO"/>
               </w:rPr>
-              <w:t>CAROLINA: Postventa digital y fidelización del cliente</w:t>
+              <w:t xml:space="preserve">CAROLINA: </w:t>
+            </w:r>
+            <w:r>
+              <w:rPr>
+                <w:lang w:val="es-419" w:eastAsia="es-CO"/>
+              </w:rPr>
+              <w:t>p</w:t>
+            </w:r>
+            <w:r>
+              <w:rPr>
+                <w:lang w:val="es-419" w:eastAsia="es-CO"/>
+              </w:rPr>
+              <w:t>ostventa digital y fidelización del cliente</w:t>
             </w:r>
             <w:r>
               <w:t>.</w:t>
@@ -8905,7 +9041,13 @@
           </w:p>
           <w:p>
             <w:r>
-              <w:t xml:space="preserve">KEVIN: ¡Hola, hola! Bienvenidos a nuestro </w:t>
+              <w:t>KEVIN: ¡</w:t>
+            </w:r>
+            <w:r>
+              <w:t>h</w:t>
+            </w:r>
+            <w:r>
+              <w:t xml:space="preserve">ola, hola! Bienvenidos a nuestro </w:t>
             </w:r>
             <w:r>
               <w:rPr>
@@ -8914,27 +9056,50 @@
               <w:t>podcast</w:t>
             </w:r>
             <w:r>
-              <w:t>. Hoy vamos a hablar de algo que muchas empresas olvidan: lo que pasa después de la venta. Sí...la famosa postventa digital.</w:t>
+              <w:t>. Hoy vamos a hablar de algo que muchas empresas olvidan: lo que pasa después de la venta. Sí...</w:t>
+            </w:r>
+            <w:r>
+              <w:t xml:space="preserve"> </w:t>
+            </w:r>
+            <w:r>
+              <w:t>la famosa postventa digital.</w:t>
             </w:r>
           </w:p>
           <w:p>
             <w:r>
               <w:lastRenderedPageBreak/>
-              <w:t>CAROLINA: Exacto, Kevin. No basta con vender, hay que acompañar al cliente, asegurarnos de que esté satisfecho y generar confianza para que vuelva a comprar. Eso es lo que diferencia a las marcas exitosas de las que desaparecen rápido.</w:t>
-            </w:r>
-          </w:p>
-          <w:p>
-            <w:r>
-              <w:t>KEVIN: Ok, ¿postventa digital? ¿Eso es como mandar un “gracias por su compra” por WhatsApp y ya está?</w:t>
-            </w:r>
-          </w:p>
-          <w:p>
-            <w:r>
               <w:t xml:space="preserve">CAROLINA: </w:t>
             </w:r>
             <w:r>
+              <w:t>e</w:t>
+            </w:r>
+            <w:r>
+              <w:t>xacto, Kevin. No basta con vender, hay que acompañar al cliente, asegurarnos de que esté satisfecho y generar confianza para que vuelva a comprar. Eso es lo que diferencia a las marcas exitosas de las que desaparecen rápido.</w:t>
+            </w:r>
+          </w:p>
+          <w:p>
+            <w:r>
+              <w:t xml:space="preserve">KEVIN: </w:t>
+            </w:r>
+            <w:r>
+              <w:t>o</w:t>
+            </w:r>
+            <w:r>
+              <w:t>k, ¿postventa digital? ¿Eso es como mandar un “gracias por su compra” por WhatsApp y ya está?</w:t>
+            </w:r>
+          </w:p>
+          <w:p>
+            <w:r>
+              <w:t xml:space="preserve">CAROLINA: </w:t>
+            </w:r>
+            <w:r>
               <w:tab/>
-              <w:t>Jajaja, no tan simple. La postventa digital implica un seguimiento organizado y estratégico usando herramientas tecnológicas. No es solo atención al cliente tradicional, donde llamas solo si hay un problema. Aquí se trata de acompañar al cliente durante todo su ciclo de compra y después.</w:t>
+            </w:r>
+            <w:r>
+              <w:t>j</w:t>
+            </w:r>
+            <w:r>
+              <w:t>ajaja, no tan simple. La postventa digital implica un seguimiento organizado y estratégico usando herramientas tecnológicas. No es solo atención al cliente tradicional, donde llamas solo si hay un problema. Aquí se trata de acompañar al cliente durante todo su ciclo de compra y después.</w:t>
             </w:r>
           </w:p>
           <w:p>
@@ -8943,7 +9108,10 @@
             </w:r>
             <w:proofErr w:type="spellStart"/>
             <w:r>
-              <w:t>Ahhh</w:t>
+              <w:t>a</w:t>
+            </w:r>
+            <w:r>
+              <w:t>hhh</w:t>
             </w:r>
             <w:proofErr w:type="spellEnd"/>
             <w:r>
@@ -8952,7 +9120,13 @@
           </w:p>
           <w:p>
             <w:r>
-              <w:t>CAROLINA: Exacto. Y tiene etapas clave: primero la confirmación de la compra, luego el seguimiento, el soporte si surge algún inconveniente, la retroalimentación y finalmente la fidelización. Cada etapa está diseñada para generar confianza y mejorar la experiencia del cliente.</w:t>
+              <w:t xml:space="preserve">CAROLINA: </w:t>
+            </w:r>
+            <w:r>
+              <w:t>e</w:t>
+            </w:r>
+            <w:r>
+              <w:t>xacto. Y tiene etapas clave: primero la confirmación de la compra, luego el seguimiento, el soporte si surge algún inconveniente, la retroalimentación y finalmente la fidelización. Cada etapa está diseñada para generar confianza y mejorar la experiencia del cliente.</w:t>
             </w:r>
           </w:p>
           <w:p>
@@ -8961,12 +9135,24 @@
             </w:r>
             <w:r>
               <w:tab/>
-              <w:t>: Suena a que es un GPS de la relación con el cliente… te lleva paso a paso hasta que quede feliz y vuelva a comprar.</w:t>
-            </w:r>
-          </w:p>
-          <w:p>
-            <w:r>
-              <w:t xml:space="preserve">CAROLINA: ¡Me gusta esa analogía! Además, usamos herramientas digitales como </w:t>
+              <w:t xml:space="preserve">: </w:t>
+            </w:r>
+            <w:r>
+              <w:t>s</w:t>
+            </w:r>
+            <w:r>
+              <w:t>uena a que es un GPS de la relación con el cliente… te lleva paso a paso hasta que quede feliz y vuelva a comprar.</w:t>
+            </w:r>
+          </w:p>
+          <w:p>
+            <w:r>
+              <w:t>CAROLINA: ¡</w:t>
+            </w:r>
+            <w:r>
+              <w:t>m</w:t>
+            </w:r>
+            <w:r>
+              <w:t xml:space="preserve">e gusta esa analogía! Además, usamos herramientas digitales como </w:t>
             </w:r>
             <w:r>
               <w:rPr>
@@ -8985,7 +9171,13 @@
             </w:r>
             <w:r>
               <w:tab/>
-              <w:t xml:space="preserve">: Entonces un </w:t>
+              <w:t xml:space="preserve">: </w:t>
+            </w:r>
+            <w:r>
+              <w:t>e</w:t>
+            </w:r>
+            <w:r>
+              <w:t xml:space="preserve">ntonces un </w:t>
             </w:r>
             <w:r>
               <w:rPr>
@@ -8999,7 +9191,13 @@
           </w:p>
           <w:p>
             <w:r>
-              <w:t xml:space="preserve">CAROLINA: Exacto, Kevin. Vamos a un ejemplo práctico: imagina que un cliente compra unos audífonos en línea. El mismo día recibe un correo confirmando su pedido. Al día siguiente, un </w:t>
+              <w:t xml:space="preserve">CAROLINA: </w:t>
+            </w:r>
+            <w:r>
+              <w:t>e</w:t>
+            </w:r>
+            <w:r>
+              <w:t xml:space="preserve">xacto, Kevin. Vamos a un ejemplo práctico: imagina que un cliente compra unos audífonos en línea. El mismo día recibe un correo confirmando su pedido. Al día siguiente, un </w:t>
             </w:r>
             <w:r>
               <w:rPr>
@@ -9017,22 +9215,46 @@
             </w:r>
             <w:r>
               <w:tab/>
-              <w:t>: ¡Guau! Entonces no es solo vender y desaparecer… es como invitar al cliente a una fiesta y seguir dándole atención para que siempre quiera volver.</w:t>
-            </w:r>
-          </w:p>
-          <w:p>
-            <w:r>
-              <w:t>CAROLINA: Exacto. Y lo mejor es que con estas acciones digitales también medimos resultados: cuántos clientes completaron la encuesta, quién volvió a comprar, qué problemas se resolvieron rápido… Esto permite ajustar procesos y mejorar la estrategia de postventa.</w:t>
-            </w:r>
-          </w:p>
-          <w:p>
-            <w:r>
-              <w:t>KEVIN: Entonces la postventa digital no solo cuida al cliente, ¡también cuida la reputación de la empresa! Como decir: “Oye, con nosotros compras tranquilo, te respaldamos siempre”.</w:t>
-            </w:r>
-          </w:p>
-          <w:p>
-            <w:r>
-              <w:t>CAROLINA: Sí. En resumen: la postventa digital fideliza, mejora la experiencia del cliente y fortalece la marca. Y todo gracias a la combinación de métricas, herramientas digitales y un seguimiento planificado.</w:t>
+              <w:t>: ¡</w:t>
+            </w:r>
+            <w:r>
+              <w:t>g</w:t>
+            </w:r>
+            <w:r>
+              <w:t>uau! Entonces no es solo vender y desaparecer… es como invitar al cliente a una fiesta y seguir dándole atención para que siempre quiera volver.</w:t>
+            </w:r>
+          </w:p>
+          <w:p>
+            <w:r>
+              <w:t xml:space="preserve">CAROLINA: </w:t>
+            </w:r>
+            <w:r>
+              <w:t>e</w:t>
+            </w:r>
+            <w:r>
+              <w:t>xacto. Y lo mejor es que con estas acciones digitales también medimos resultados: cuántos clientes completaron la encuesta, quién volvió a comprar, qué problemas se resolvieron rápido… Esto permite ajustar procesos y mejorar la estrategia de postventa.</w:t>
+            </w:r>
+          </w:p>
+          <w:p>
+            <w:r>
+              <w:t xml:space="preserve">KEVIN: </w:t>
+            </w:r>
+            <w:r>
+              <w:t>e</w:t>
+            </w:r>
+            <w:r>
+              <w:t>ntonces la postventa digital no solo cuida al cliente, ¡también cuida la reputación de la empresa! Como decir: “Oye, con nosotros compras tranquilo, te respaldamos siempre”.</w:t>
+            </w:r>
+          </w:p>
+          <w:p>
+            <w:r>
+              <w:t xml:space="preserve">CAROLINA: </w:t>
+            </w:r>
+            <w:r>
+              <w:t>s</w:t>
+            </w:r>
+            <w:r>
+              <w:t>í. En resumen: la postventa digital fideliza, mejora la experiencia del cliente y fortalece la marca. Y todo gracias a la combinación de métricas, herramientas digitales y un seguimiento planificado.</w:t>
             </w:r>
           </w:p>
           <w:p>
@@ -9042,7 +9264,13 @@
             </w:r>
             <w:r>
               <w:tab/>
-              <w:t xml:space="preserve">: Perfecto. Así los clientes felices vuelven, recomiendan y hasta se convierten en fans de la marca. Eso es oro puro en </w:t>
+              <w:t xml:space="preserve">: </w:t>
+            </w:r>
+            <w:r>
+              <w:t>p</w:t>
+            </w:r>
+            <w:r>
+              <w:t xml:space="preserve">erfecto. Así los clientes felices vuelven, recomiendan y hasta se convierten en fans de la marca. Eso es oro puro en </w:t>
             </w:r>
             <w:r>
               <w:rPr>
@@ -9056,17 +9284,35 @@
           </w:p>
           <w:p>
             <w:r>
-              <w:t>CAROLINA: Exacto, Kevin. La postventa no termina cuando entregas el producto, sino cuando el cliente se siente respaldado, satisfecho y listo para volver a comprar. Esa es la magia de la postventa digital.</w:t>
-            </w:r>
-          </w:p>
-          <w:p>
-            <w:r>
-              <w:t>KEVIN: ¡Aplausos digitales! Gracias por acompañarnos. Recuerden: acompañar al cliente después de la venta no es opcional, es estratégico.</w:t>
-            </w:r>
-          </w:p>
-          <w:p>
-            <w:r>
-              <w:t>CAROLINA: Gracias a todos. Y recuerden: una buena postventa digital no solo genera ventas, sino confianza y fidelización. Hasta la próxima.</w:t>
+              <w:t xml:space="preserve">CAROLINA: </w:t>
+            </w:r>
+            <w:r>
+              <w:t>e</w:t>
+            </w:r>
+            <w:r>
+              <w:t>xacto, Kevin. La postventa no termina cuando entregas el producto, sino cuando el cliente se siente respaldado, satisfecho y listo para volver a comprar. Esa es la magia de la postventa digital.</w:t>
+            </w:r>
+          </w:p>
+          <w:p>
+            <w:r>
+              <w:t>KEVIN: ¡</w:t>
+            </w:r>
+            <w:r>
+              <w:t>a</w:t>
+            </w:r>
+            <w:r>
+              <w:t>plausos digitales! Gracias por acompañarnos. Recuerden: acompañar al cliente después de la venta no es opcional, es estratégico.</w:t>
+            </w:r>
+          </w:p>
+          <w:p>
+            <w:r>
+              <w:t xml:space="preserve">CAROLINA: </w:t>
+            </w:r>
+            <w:r>
+              <w:t>g</w:t>
+            </w:r>
+            <w:r>
+              <w:t>racias a todos. Y recuerden: una buena postventa digital no solo genera ventas, sino confianza y fidelización. Hasta la próxima.</w:t>
             </w:r>
           </w:p>
           <w:p/>
@@ -11003,6 +11249,7 @@
               </w:rPr>
             </w:pPr>
             <w:r>
+              <w:lastRenderedPageBreak/>
               <w:t>Correctivo.</w:t>
             </w:r>
           </w:p>
@@ -11563,13 +11810,6 @@
     </w:p>
     <w:p>
       <w:pPr>
-        <w:rPr>
-          <w:lang w:val="es-419" w:eastAsia="es-CO"/>
-        </w:rPr>
-      </w:pPr>
-    </w:p>
-    <w:p>
-      <w:pPr>
         <w:pStyle w:val="Prrafodelista"/>
         <w:numPr>
           <w:ilvl w:val="0"/>
@@ -11736,7 +11976,6 @@
         <w:rPr>
           <w:lang w:val="es-419" w:eastAsia="es-CO"/>
         </w:rPr>
-        <w:lastRenderedPageBreak/>
         <w:t>Disminuye variabilidad en los procesos.</w:t>
       </w:r>
     </w:p>
@@ -11755,6 +11994,7 @@
         <w:rPr>
           <w:lang w:val="es-419" w:eastAsia="es-CO"/>
         </w:rPr>
+        <w:lastRenderedPageBreak/>
         <w:t>Reduce costos por reprocesos y compensaciones.</w:t>
       </w:r>
     </w:p>
@@ -11839,10 +12079,10 @@
           <w:lang w:val="es-419" w:eastAsia="es-CO"/>
         </w:rPr>
         <w:drawing>
-          <wp:inline distT="0" distB="0" distL="0" distR="0" wp14:anchorId="6AF34EBE" wp14:editId="4D6E391B">
+          <wp:inline distT="0" distB="0" distL="0" distR="0" wp14:anchorId="6AF34EBE" wp14:editId="0DAB4D3A">
             <wp:extent cx="5692603" cy="3158836"/>
             <wp:effectExtent l="0" t="0" r="3810" b="3810"/>
-            <wp:docPr id="667680587" name="Imagen 5" descr="La figura describe que el manejo técnico y estratégico de los niveles de cumplimiento."/>
+            <wp:docPr id="667680587" name="Imagen 5" descr="La figura muestra a dos personas revisando un tablero con beneficios del cumplimiento operativo: disminuye variabilidad, reduce costos, mejora estabilidad, incrementa fidelización y fortalece la ventaja competitiva."/>
             <wp:cNvGraphicFramePr>
               <a:graphicFrameLocks xmlns:a="http://schemas.openxmlformats.org/drawingml/2006/main" noChangeAspect="1"/>
             </wp:cNvGraphicFramePr>
@@ -11850,7 +12090,7 @@
               <a:graphicData uri="http://schemas.openxmlformats.org/drawingml/2006/picture">
                 <pic:pic xmlns:pic="http://schemas.openxmlformats.org/drawingml/2006/picture">
                   <pic:nvPicPr>
-                    <pic:cNvPr id="667680587" name="Imagen 5" descr="La figura describe que el manejo técnico y estratégico de los niveles de cumplimiento."/>
+                    <pic:cNvPr id="667680587" name="Imagen 5" descr="La figura muestra a dos personas revisando un tablero con beneficios del cumplimiento operativo: disminuye variabilidad, reduce costos, mejora estabilidad, incrementa fidelización y fortalece la ventaja competitiva."/>
                     <pic:cNvPicPr>
                       <a:picLocks noChangeAspect="1" noChangeArrowheads="1"/>
                     </pic:cNvPicPr>
@@ -11932,7 +12172,14 @@
                 <w:b/>
                 <w:lang w:val="es-419"/>
               </w:rPr>
-              <w:t>Descripción de la imagen</w:t>
+              <w:t xml:space="preserve">Descripción de la </w:t>
+            </w:r>
+            <w:r>
+              <w:rPr>
+                <w:b/>
+                <w:lang w:val="es-419"/>
+              </w:rPr>
+              <w:t>figura</w:t>
             </w:r>
             <w:r>
               <w:rPr>
@@ -11973,12 +12220,12 @@
           </w:p>
           <w:p>
             <w:r>
+              <w:t>Mejora estabilidad operativa.</w:t>
+            </w:r>
+          </w:p>
+          <w:p>
+            <w:r>
               <w:lastRenderedPageBreak/>
-              <w:t>Mejora estabilidad operativa.</w:t>
-            </w:r>
-          </w:p>
-          <w:p>
-            <w:r>
               <w:t>Incrementa la fidelización del cliente.</w:t>
             </w:r>
           </w:p>
@@ -12085,10 +12332,10 @@
           <w:lang w:val="es-419" w:eastAsia="es-CO"/>
         </w:rPr>
         <w:drawing>
-          <wp:inline distT="0" distB="0" distL="0" distR="0" wp14:anchorId="3ED400B8" wp14:editId="07CF7F17">
-            <wp:extent cx="6172920" cy="2467155"/>
-            <wp:effectExtent l="0" t="0" r="0" b="9525"/>
-            <wp:docPr id="187934013" name="Imagen 7" descr="El componente formativo Conexión y postventa digital desarrolla los fundamentos y estrategias necesarias para gestionar de manera integral la relación con el cliente en entornos digitales. Integra procesos de asesoría, análisis de la percepción del cliente, resolución de conflictos y gestión estructurada de solicitudes, orientados a fortalecer la experiencia y la satisfacción. Asimismo, aborda el marketing relacional y la postventa digital como herramientas clave para la fidelización, junto con la medición y el manejo de los niveles de cumplimiento, promoviendo una cultura organizacional basada en la calidad, la mejora continua y el cumplimiento de compromisos en escenarios digitales."/>
+          <wp:inline distT="0" distB="0" distL="0" distR="0" wp14:anchorId="4441FBF4" wp14:editId="58B79E9B">
+            <wp:extent cx="6332220" cy="2531110"/>
+            <wp:effectExtent l="0" t="0" r="0" b="2540"/>
+            <wp:docPr id="2140976771" name="Gráfico 4" descr="El componente formativo Conexión y postventa digital desarrolla los fundamentos y estrategias necesarias para gestionar de manera integral la relación con el cliente en entornos digitales. Integra procesos de asesoría, análisis de la percepción del cliente, resolución de conflictos y gestión estructurada de solicitudes, orientados a fortalecer la experiencia y la satisfacción. Asimismo, aborda el marketing relacional y la postventa digital como herramientas clave para la fidelización, junto con la medición y el manejo de los niveles de cumplimiento, promoviendo una cultura organizacional basada en la calidad, la mejora continua y el cumplimiento de compromisos en escenarios digitales."/>
             <wp:cNvGraphicFramePr>
               <a:graphicFrameLocks xmlns:a="http://schemas.openxmlformats.org/drawingml/2006/main" noChangeAspect="1"/>
             </wp:cNvGraphicFramePr>
@@ -12096,33 +12343,29 @@
               <a:graphicData uri="http://schemas.openxmlformats.org/drawingml/2006/picture">
                 <pic:pic xmlns:pic="http://schemas.openxmlformats.org/drawingml/2006/picture">
                   <pic:nvPicPr>
-                    <pic:cNvPr id="187934013" name="Imagen 7" descr="El componente formativo Conexión y postventa digital desarrolla los fundamentos y estrategias necesarias para gestionar de manera integral la relación con el cliente en entornos digitales. Integra procesos de asesoría, análisis de la percepción del cliente, resolución de conflictos y gestión estructurada de solicitudes, orientados a fortalecer la experiencia y la satisfacción. Asimismo, aborda el marketing relacional y la postventa digital como herramientas clave para la fidelización, junto con la medición y el manejo de los niveles de cumplimiento, promoviendo una cultura organizacional basada en la calidad, la mejora continua y el cumplimiento de compromisos en escenarios digitales."/>
-                    <pic:cNvPicPr>
-                      <a:picLocks noChangeAspect="1" noChangeArrowheads="1"/>
-                    </pic:cNvPicPr>
+                    <pic:cNvPr id="2140976771" name="Gráfico 4" descr="El componente formativo Conexión y postventa digital desarrolla los fundamentos y estrategias necesarias para gestionar de manera integral la relación con el cliente en entornos digitales. Integra procesos de asesoría, análisis de la percepción del cliente, resolución de conflictos y gestión estructurada de solicitudes, orientados a fortalecer la experiencia y la satisfacción. Asimismo, aborda el marketing relacional y la postventa digital como herramientas clave para la fidelización, junto con la medición y el manejo de los niveles de cumplimiento, promoviendo una cultura organizacional basada en la calidad, la mejora continua y el cumplimiento de compromisos en escenarios digitales."/>
+                    <pic:cNvPicPr/>
                   </pic:nvPicPr>
                   <pic:blipFill>
                     <a:blip r:embed="rId23">
                       <a:extLst>
-                        <a:ext uri="{28A0092B-C50C-407E-A947-70E740481C1C}">
-                          <a14:useLocalDpi xmlns:a14="http://schemas.microsoft.com/office/drawing/2010/main" val="0"/>
+                        <a:ext uri="{96DAC541-7B7A-43D3-8B79-37D633B846F1}">
+                          <asvg:svgBlip xmlns:asvg="http://schemas.microsoft.com/office/drawing/2016/SVG/main" r:embed="rId24"/>
                         </a:ext>
                       </a:extLst>
                     </a:blip>
-                    <a:srcRect/>
                     <a:stretch>
                       <a:fillRect/>
                     </a:stretch>
                   </pic:blipFill>
-                  <pic:spPr bwMode="auto">
+                  <pic:spPr>
                     <a:xfrm>
                       <a:off x="0" y="0"/>
-                      <a:ext cx="6189770" cy="2473889"/>
+                      <a:ext cx="6332220" cy="2531110"/>
                     </a:xfrm>
                     <a:prstGeom prst="rect">
                       <a:avLst/>
                     </a:prstGeom>
-                    <a:noFill/>
                   </pic:spPr>
                 </pic:pic>
               </a:graphicData>
@@ -12133,6 +12376,14 @@
     </w:p>
     <w:p>
       <w:pPr>
+        <w:ind w:left="708" w:hanging="708"/>
+        <w:rPr>
+          <w:lang w:val="es-419" w:eastAsia="es-CO"/>
+        </w:rPr>
+      </w:pPr>
+    </w:p>
+    <w:p>
+      <w:pPr>
         <w:pStyle w:val="Titulosgenerales"/>
       </w:pPr>
       <w:bookmarkStart w:id="29" w:name="_Toc227904784"/>
@@ -12812,7 +13063,7 @@
       <w:r>
         <w:t xml:space="preserve">Montoya Agudelo, C. A., &amp; Boyero Saavedra, M. R. (2012). El CRM como herramienta para el servicio al cliente en la organización. Revista Científica Visión de Futuro, 17(1). </w:t>
       </w:r>
-      <w:hyperlink r:id="rId24" w:history="1">
+      <w:hyperlink r:id="rId25" w:history="1">
         <w:r>
           <w:rPr>
             <w:rStyle w:val="Hipervnculo"/>
@@ -12860,7 +13111,7 @@
       <w:r>
         <w:t xml:space="preserve">, 6(3). </w:t>
       </w:r>
-      <w:hyperlink r:id="rId25" w:history="1">
+      <w:hyperlink r:id="rId26" w:history="1">
         <w:r>
           <w:rPr>
             <w:rStyle w:val="Hipervnculo"/>
@@ -13693,8 +13944,8 @@
       </w:pPr>
     </w:p>
     <w:sectPr>
-      <w:headerReference w:type="default" r:id="rId26"/>
-      <w:footerReference w:type="default" r:id="rId27"/>
+      <w:headerReference w:type="default" r:id="rId27"/>
+      <w:footerReference w:type="default" r:id="rId28"/>
       <w:pgSz w:w="12240" w:h="15840"/>
       <w:pgMar w:top="1701" w:right="1134" w:bottom="1134" w:left="1134" w:header="709" w:footer="737" w:gutter="0"/>
       <w:pgNumType w:start="1"/>
@@ -13773,127 +14024,6 @@
           <w:pStyle w:val="Piedepgina"/>
           <w:jc w:val="right"/>
         </w:pPr>
-        <w:r>
-          <w:rPr>
-            <w:noProof/>
-          </w:rPr>
-          <mc:AlternateContent>
-            <mc:Choice Requires="wps">
-              <w:drawing>
-                <wp:anchor distT="45720" distB="45720" distL="114300" distR="114300" simplePos="0" relativeHeight="251661312" behindDoc="0" locked="0" layoutInCell="1" allowOverlap="1" wp14:anchorId="797C42AF" wp14:editId="60C5BEAC">
-                  <wp:simplePos x="0" y="0"/>
-                  <wp:positionH relativeFrom="column">
-                    <wp:posOffset>204470</wp:posOffset>
-                  </wp:positionH>
-                  <wp:positionV relativeFrom="paragraph">
-                    <wp:posOffset>7970</wp:posOffset>
-                  </wp:positionV>
-                  <wp:extent cx="5780690" cy="525518"/>
-                  <wp:effectExtent l="0" t="0" r="0" b="8255"/>
-                  <wp:wrapNone/>
-                  <wp:docPr id="1215982720" name="Cuadro de texto 2">
-                    <a:extLst xmlns:a="http://schemas.openxmlformats.org/drawingml/2006/main">
-                      <a:ext uri="{C183D7F6-B498-43B3-948B-1728B52AA6E4}">
-                        <adec:decorative xmlns:adec="http://schemas.microsoft.com/office/drawing/2017/decorative" val="1"/>
-                      </a:ext>
-                    </a:extLst>
-                  </wp:docPr>
-                  <wp:cNvGraphicFramePr>
-                    <a:graphicFrameLocks xmlns:a="http://schemas.openxmlformats.org/drawingml/2006/main"/>
-                  </wp:cNvGraphicFramePr>
-                  <a:graphic xmlns:a="http://schemas.openxmlformats.org/drawingml/2006/main">
-                    <a:graphicData uri="http://schemas.microsoft.com/office/word/2010/wordprocessingShape">
-                      <wps:wsp>
-                        <wps:cNvSpPr txBox="1">
-                          <a:spLocks noChangeArrowheads="1"/>
-                        </wps:cNvSpPr>
-                        <wps:spPr bwMode="auto">
-                          <a:xfrm>
-                            <a:off x="0" y="0"/>
-                            <a:ext cx="5780690" cy="525518"/>
-                          </a:xfrm>
-                          <a:prstGeom prst="rect">
-                            <a:avLst/>
-                          </a:prstGeom>
-                          <a:solidFill>
-                            <a:srgbClr val="FFFFFF"/>
-                          </a:solidFill>
-                          <a:ln w="9525">
-                            <a:noFill/>
-                            <a:miter lim="800000"/>
-                            <a:headEnd/>
-                            <a:tailEnd/>
-                          </a:ln>
-                        </wps:spPr>
-                        <wps:txbx>
-                          <w:txbxContent>
-                            <w:p>
-                              <w:pPr>
-                                <w:spacing w:before="0"/>
-                                <w:jc w:val="center"/>
-                                <w:rPr>
-                                  <w:b/>
-                                  <w:bCs/>
-                                </w:rPr>
-                              </w:pPr>
-                              <w:r>
-                                <w:rPr>
-                                  <w:b/>
-                                  <w:bCs/>
-                                </w:rPr>
-                                <w:t>Grupo de Ejecución de la Formación Virtual</w:t>
-                              </w:r>
-                            </w:p>
-                          </w:txbxContent>
-                        </wps:txbx>
-                        <wps:bodyPr rot="0" vert="horz" wrap="square" lIns="91440" tIns="45720" rIns="91440" bIns="45720" anchor="t" anchorCtr="0">
-                          <a:noAutofit/>
-                        </wps:bodyPr>
-                      </wps:wsp>
-                    </a:graphicData>
-                  </a:graphic>
-                  <wp14:sizeRelH relativeFrom="margin">
-                    <wp14:pctWidth>0</wp14:pctWidth>
-                  </wp14:sizeRelH>
-                  <wp14:sizeRelV relativeFrom="margin">
-                    <wp14:pctHeight>0</wp14:pctHeight>
-                  </wp14:sizeRelV>
-                </wp:anchor>
-              </w:drawing>
-            </mc:Choice>
-            <mc:Fallback>
-              <w:pict>
-                <v:shapetype w14:anchorId="797C42AF" id="_x0000_t202" coordsize="21600,21600" o:spt="202" path="m,l,21600r21600,l21600,xe">
-                  <v:stroke joinstyle="miter"/>
-                  <v:path gradientshapeok="t" o:connecttype="rect"/>
-                </v:shapetype>
-                <v:shape id="_x0000_s1027" type="#_x0000_t202" alt="&quot;&quot;" style="position:absolute;left:0;text-align:left;margin-left:16.1pt;margin-top:.65pt;width:455.15pt;height:41.4pt;z-index:251661312;visibility:visible;mso-wrap-style:square;mso-width-percent:0;mso-height-percent:0;mso-wrap-distance-left:9pt;mso-wrap-distance-top:3.6pt;mso-wrap-distance-right:9pt;mso-wrap-distance-bottom:3.6pt;mso-position-horizontal:absolute;mso-position-horizontal-relative:text;mso-position-vertical:absolute;mso-position-vertical-relative:text;mso-width-percent:0;mso-height-percent:0;mso-width-relative:margin;mso-height-relative:margin;v-text-anchor:top" o:gfxdata="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" stroked="f">
-                  <v:textbox>
-                    <w:txbxContent>
-                      <w:p>
-                        <w:pPr>
-                          <w:spacing w:before="0"/>
-                          <w:jc w:val="center"/>
-                          <w:rPr>
-                            <w:b/>
-                            <w:bCs/>
-                          </w:rPr>
-                        </w:pPr>
-                        <w:r>
-                          <w:rPr>
-                            <w:b/>
-                            <w:bCs/>
-                          </w:rPr>
-                          <w:t>Grupo de Ejecución de la Formación Virtual</w:t>
-                        </w:r>
-                      </w:p>
-                    </w:txbxContent>
-                  </v:textbox>
-                </v:shape>
-              </w:pict>
-            </mc:Fallback>
-          </mc:AlternateContent>
-        </w:r>
         <w:r>
           <w:fldChar w:fldCharType="begin"/>
         </w:r>
@@ -19077,8 +19207,8 @@
 <file path=customXml/item1.xml><?xml version="1.0" encoding="utf-8"?>
 <p:properties xmlns:p="http://schemas.microsoft.com/office/2006/metadata/properties" xmlns:xsi="http://www.w3.org/2001/XMLSchema-instance" xmlns:pc="http://schemas.microsoft.com/office/infopath/2007/PartnerControls">
   <documentManagement>
-    <TaxCatchAll xmlns="adccf511-daff-4bcb-9072-914cedbf4c7e" xsi:nil="true"/>
-    <lcf76f155ced4ddcb4097134ff3c332f xmlns="a70d3c18-0869-45a1-9f75-4b4b8f0f32be">
+    <TaxCatchAll xmlns="13c90a0b-73bc-4dc0-be5f-28d77b615beb" xsi:nil="true"/>
+    <lcf76f155ced4ddcb4097134ff3c332f xmlns="13c93bba-48ce-428c-bfe5-88b42c19b028">
       <Terms xmlns="http://schemas.microsoft.com/office/infopath/2007/PartnerControls"/>
     </lcf76f155ced4ddcb4097134ff3c332f>
   </documentManagement>
@@ -19086,31 +19216,39 @@
 </file>
 
 <file path=customXml/item2.xml><?xml version="1.0" encoding="utf-8"?>
-<b:Sources xmlns:b="http://schemas.openxmlformats.org/officeDocument/2006/bibliography" xmlns="http://schemas.openxmlformats.org/officeDocument/2006/bibliography" SelectedStyle="\APASixthEditionOfficeOnline.xsl" StyleName="APA" Version="6"/>
+<?mso-contentType ?>
+<FormTemplates xmlns="http://schemas.microsoft.com/sharepoint/v3/contenttype/forms">
+  <Display>DocumentLibraryForm</Display>
+  <Edit>DocumentLibraryForm</Edit>
+  <New>DocumentLibraryForm</New>
+</FormTemplates>
 </file>
 
 <file path=customXml/item3.xml><?xml version="1.0" encoding="utf-8"?>
-<ct:contentTypeSchema xmlns:ct="http://schemas.microsoft.com/office/2006/metadata/contentType" xmlns:ma="http://schemas.microsoft.com/office/2006/metadata/properties/metaAttributes" ct:_="" ma:_="" ma:contentTypeName="Documento" ma:contentTypeID="0x010100FC2B1768DD5A774EB396CCAB0DE361C1" ma:contentTypeVersion="12" ma:contentTypeDescription="Crear nuevo documento." ma:contentTypeScope="" ma:versionID="d4a546b22d2924edabf51241cf3422b8">
-  <xsd:schema xmlns:xsd="http://www.w3.org/2001/XMLSchema" xmlns:xs="http://www.w3.org/2001/XMLSchema" xmlns:p="http://schemas.microsoft.com/office/2006/metadata/properties" xmlns:ns2="a70d3c18-0869-45a1-9f75-4b4b8f0f32be" xmlns:ns3="adccf511-daff-4bcb-9072-914cedbf4c7e" targetNamespace="http://schemas.microsoft.com/office/2006/metadata/properties" ma:root="true" ma:fieldsID="e29002b2d9ca820e89c57fc59ec70c79" ns2:_="" ns3:_="">
-    <xsd:import namespace="a70d3c18-0869-45a1-9f75-4b4b8f0f32be"/>
-    <xsd:import namespace="adccf511-daff-4bcb-9072-914cedbf4c7e"/>
+<ct:contentTypeSchema xmlns:ct="http://schemas.microsoft.com/office/2006/metadata/contentType" xmlns:ma="http://schemas.microsoft.com/office/2006/metadata/properties/metaAttributes" ct:_="" ma:_="" ma:contentTypeName="Documento" ma:contentTypeID="0x0101006A81D6BD42E8DF4C91013959704817E1" ma:contentTypeVersion="15" ma:contentTypeDescription="Crear nuevo documento." ma:contentTypeScope="" ma:versionID="bf4f72ffd194f0963ff564daca6869f7">
+  <xsd:schema xmlns:xsd="http://www.w3.org/2001/XMLSchema" xmlns:xs="http://www.w3.org/2001/XMLSchema" xmlns:p="http://schemas.microsoft.com/office/2006/metadata/properties" xmlns:ns2="13c90a0b-73bc-4dc0-be5f-28d77b615beb" xmlns:ns3="13c93bba-48ce-428c-bfe5-88b42c19b028" targetNamespace="http://schemas.microsoft.com/office/2006/metadata/properties" ma:root="true" ma:fieldsID="8718d6f4873a5b1392a45044efa78385" ns2:_="" ns3:_="">
+    <xsd:import namespace="13c90a0b-73bc-4dc0-be5f-28d77b615beb"/>
+    <xsd:import namespace="13c93bba-48ce-428c-bfe5-88b42c19b028"/>
     <xsd:element name="properties">
       <xsd:complexType>
         <xsd:sequence>
           <xsd:element name="documentManagement">
             <xsd:complexType>
               <xsd:all>
-                <xsd:element ref="ns2:MediaServiceMetadata" minOccurs="0"/>
-                <xsd:element ref="ns2:MediaServiceFastMetadata" minOccurs="0"/>
-                <xsd:element ref="ns2:MediaServiceSearchProperties" minOccurs="0"/>
-                <xsd:element ref="ns2:MediaServiceDateTaken" minOccurs="0"/>
-                <xsd:element ref="ns2:MediaServiceGenerationTime" minOccurs="0"/>
-                <xsd:element ref="ns2:MediaServiceEventHashCode" minOccurs="0"/>
-                <xsd:element ref="ns2:MediaLengthInSeconds" minOccurs="0"/>
-                <xsd:element ref="ns2:lcf76f155ced4ddcb4097134ff3c332f" minOccurs="0"/>
-                <xsd:element ref="ns3:TaxCatchAll" minOccurs="0"/>
-                <xsd:element ref="ns2:MediaServiceOCR" minOccurs="0"/>
-                <xsd:element ref="ns2:MediaServiceBillingMetadata" minOccurs="0"/>
+                <xsd:element ref="ns2:SharedWithUsers" minOccurs="0"/>
+                <xsd:element ref="ns2:SharedWithDetails" minOccurs="0"/>
+                <xsd:element ref="ns3:MediaServiceMetadata" minOccurs="0"/>
+                <xsd:element ref="ns3:MediaServiceFastMetadata" minOccurs="0"/>
+                <xsd:element ref="ns3:MediaServiceSearchProperties" minOccurs="0"/>
+                <xsd:element ref="ns3:MediaServiceObjectDetectorVersions" minOccurs="0"/>
+                <xsd:element ref="ns3:MediaServiceDateTaken" minOccurs="0"/>
+                <xsd:element ref="ns3:MediaServiceGenerationTime" minOccurs="0"/>
+                <xsd:element ref="ns3:MediaServiceEventHashCode" minOccurs="0"/>
+                <xsd:element ref="ns3:MediaLengthInSeconds" minOccurs="0"/>
+                <xsd:element ref="ns3:lcf76f155ced4ddcb4097134ff3c332f" minOccurs="0"/>
+                <xsd:element ref="ns2:TaxCatchAll" minOccurs="0"/>
+                <xsd:element ref="ns3:MediaServiceOCR" minOccurs="0"/>
+                <xsd:element ref="ns3:MediaServiceLocation" minOccurs="0"/>
               </xsd:all>
             </xsd:complexType>
           </xsd:element>
@@ -19118,68 +19256,36 @@
       </xsd:complexType>
     </xsd:element>
   </xsd:schema>
-  <xsd:schema xmlns:xsd="http://www.w3.org/2001/XMLSchema" xmlns:xs="http://www.w3.org/2001/XMLSchema" xmlns:dms="http://schemas.microsoft.com/office/2006/documentManagement/types" xmlns:pc="http://schemas.microsoft.com/office/infopath/2007/PartnerControls" targetNamespace="a70d3c18-0869-45a1-9f75-4b4b8f0f32be" elementFormDefault="qualified">
+  <xsd:schema xmlns:xsd="http://www.w3.org/2001/XMLSchema" xmlns:xs="http://www.w3.org/2001/XMLSchema" xmlns:dms="http://schemas.microsoft.com/office/2006/documentManagement/types" xmlns:pc="http://schemas.microsoft.com/office/infopath/2007/PartnerControls" targetNamespace="13c90a0b-73bc-4dc0-be5f-28d77b615beb" elementFormDefault="qualified">
     <xsd:import namespace="http://schemas.microsoft.com/office/2006/documentManagement/types"/>
     <xsd:import namespace="http://schemas.microsoft.com/office/infopath/2007/PartnerControls"/>
-    <xsd:element name="MediaServiceMetadata" ma:index="8" nillable="true" ma:displayName="MediaServiceMetadata" ma:hidden="true" ma:internalName="MediaServiceMetadata" ma:readOnly="true">
-      <xsd:simpleType>
-        <xsd:restriction base="dms:Note"/>
-      </xsd:simpleType>
-    </xsd:element>
-    <xsd:element name="MediaServiceFastMetadata" ma:index="9" nillable="true" ma:displayName="MediaServiceFastMetadata" ma:hidden="true" ma:internalName="MediaServiceFastMetadata" ma:readOnly="true">
-      <xsd:simpleType>
-        <xsd:restriction base="dms:Note"/>
-      </xsd:simpleType>
-    </xsd:element>
-    <xsd:element name="MediaServiceSearchProperties" ma:index="10" nillable="true" ma:displayName="MediaServiceSearchProperties" ma:hidden="true" ma:internalName="MediaServiceSearchProperties" ma:readOnly="true">
-      <xsd:simpleType>
-        <xsd:restriction base="dms:Note"/>
-      </xsd:simpleType>
-    </xsd:element>
-    <xsd:element name="MediaServiceDateTaken" ma:index="11" nillable="true" ma:displayName="MediaServiceDateTaken" ma:hidden="true" ma:indexed="true" ma:internalName="MediaServiceDateTaken" ma:readOnly="true">
-      <xsd:simpleType>
-        <xsd:restriction base="dms:Text"/>
-      </xsd:simpleType>
-    </xsd:element>
-    <xsd:element name="MediaServiceGenerationTime" ma:index="12" nillable="true" ma:displayName="MediaServiceGenerationTime" ma:hidden="true" ma:internalName="MediaServiceGenerationTime" ma:readOnly="true">
-      <xsd:simpleType>
-        <xsd:restriction base="dms:Text"/>
-      </xsd:simpleType>
-    </xsd:element>
-    <xsd:element name="MediaServiceEventHashCode" ma:index="13" nillable="true" ma:displayName="MediaServiceEventHashCode" ma:hidden="true" ma:internalName="MediaServiceEventHashCode" ma:readOnly="true">
-      <xsd:simpleType>
-        <xsd:restriction base="dms:Text"/>
-      </xsd:simpleType>
-    </xsd:element>
-    <xsd:element name="MediaLengthInSeconds" ma:index="14" nillable="true" ma:displayName="MediaLengthInSeconds" ma:hidden="true" ma:internalName="MediaLengthInSeconds" ma:readOnly="true">
-      <xsd:simpleType>
-        <xsd:restriction base="dms:Unknown"/>
-      </xsd:simpleType>
-    </xsd:element>
-    <xsd:element name="lcf76f155ced4ddcb4097134ff3c332f" ma:index="16" nillable="true" ma:taxonomy="true" ma:internalName="lcf76f155ced4ddcb4097134ff3c332f" ma:taxonomyFieldName="MediaServiceImageTags" ma:displayName="Etiquetas de imagen" ma:readOnly="false" ma:fieldId="{5cf76f15-5ced-4ddc-b409-7134ff3c332f}" ma:taxonomyMulti="true" ma:sspId="d33c8c81-5745-4931-bcc4-c2aeafe86780" ma:termSetId="09814cd3-568e-fe90-9814-8d621ff8fb84" ma:anchorId="fba54fb3-c3e1-fe81-a776-ca4b69148c4d" ma:open="true" ma:isKeyword="false">
+    <xsd:element name="SharedWithUsers" ma:index="8" nillable="true" ma:displayName="Compartido con" ma:internalName="SharedWithUsers" ma:readOnly="true">
       <xsd:complexType>
-        <xsd:sequence>
-          <xsd:element ref="pc:Terms" minOccurs="0" maxOccurs="1"/>
-        </xsd:sequence>
+        <xsd:complexContent>
+          <xsd:extension base="dms:UserMulti">
+            <xsd:sequence>
+              <xsd:element name="UserInfo" minOccurs="0" maxOccurs="unbounded">
+                <xsd:complexType>
+                  <xsd:sequence>
+                    <xsd:element name="DisplayName" type="xsd:string" minOccurs="0"/>
+                    <xsd:element name="AccountId" type="dms:UserId" minOccurs="0" nillable="true"/>
+                    <xsd:element name="AccountType" type="xsd:string" minOccurs="0"/>
+                  </xsd:sequence>
+                </xsd:complexType>
+              </xsd:element>
+            </xsd:sequence>
+          </xsd:extension>
+        </xsd:complexContent>
       </xsd:complexType>
     </xsd:element>
-    <xsd:element name="MediaServiceOCR" ma:index="18" nillable="true" ma:displayName="Extracted Text" ma:internalName="MediaServiceOCR" ma:readOnly="true">
+    <xsd:element name="SharedWithDetails" ma:index="9" nillable="true" ma:displayName="Detalles de uso compartido" ma:internalName="SharedWithDetails" ma:readOnly="true">
       <xsd:simpleType>
         <xsd:restriction base="dms:Note">
           <xsd:maxLength value="255"/>
         </xsd:restriction>
       </xsd:simpleType>
     </xsd:element>
-    <xsd:element name="MediaServiceBillingMetadata" ma:index="19" nillable="true" ma:displayName="MediaServiceBillingMetadata" ma:hidden="true" ma:internalName="MediaServiceBillingMetadata" ma:readOnly="true">
-      <xsd:simpleType>
-        <xsd:restriction base="dms:Note"/>
-      </xsd:simpleType>
-    </xsd:element>
-  </xsd:schema>
-  <xsd:schema xmlns:xsd="http://www.w3.org/2001/XMLSchema" xmlns:xs="http://www.w3.org/2001/XMLSchema" xmlns:dms="http://schemas.microsoft.com/office/2006/documentManagement/types" xmlns:pc="http://schemas.microsoft.com/office/infopath/2007/PartnerControls" targetNamespace="adccf511-daff-4bcb-9072-914cedbf4c7e" elementFormDefault="qualified">
-    <xsd:import namespace="http://schemas.microsoft.com/office/2006/documentManagement/types"/>
-    <xsd:import namespace="http://schemas.microsoft.com/office/infopath/2007/PartnerControls"/>
-    <xsd:element name="TaxCatchAll" ma:index="17" nillable="true" ma:displayName="Taxonomy Catch All Column" ma:hidden="true" ma:list="{d55fdbc5-1632-489d-aeea-ba6fd7407963}" ma:internalName="TaxCatchAll" ma:showField="CatchAllData" ma:web="adccf511-daff-4bcb-9072-914cedbf4c7e">
+    <xsd:element name="TaxCatchAll" ma:index="20" nillable="true" ma:displayName="Taxonomy Catch All Column" ma:hidden="true" ma:list="{a42ca037-5d13-4729-aeec-4237f141d2d6}" ma:internalName="TaxCatchAll" ma:showField="CatchAllData" ma:web="13c90a0b-73bc-4dc0-be5f-28d77b615beb">
       <xsd:complexType>
         <xsd:complexContent>
           <xsd:extension base="dms:MultiChoiceLookup">
@@ -19189,6 +19295,69 @@
           </xsd:extension>
         </xsd:complexContent>
       </xsd:complexType>
+    </xsd:element>
+  </xsd:schema>
+  <xsd:schema xmlns:xsd="http://www.w3.org/2001/XMLSchema" xmlns:xs="http://www.w3.org/2001/XMLSchema" xmlns:dms="http://schemas.microsoft.com/office/2006/documentManagement/types" xmlns:pc="http://schemas.microsoft.com/office/infopath/2007/PartnerControls" targetNamespace="13c93bba-48ce-428c-bfe5-88b42c19b028" elementFormDefault="qualified">
+    <xsd:import namespace="http://schemas.microsoft.com/office/2006/documentManagement/types"/>
+    <xsd:import namespace="http://schemas.microsoft.com/office/infopath/2007/PartnerControls"/>
+    <xsd:element name="MediaServiceMetadata" ma:index="10" nillable="true" ma:displayName="MediaServiceMetadata" ma:hidden="true" ma:internalName="MediaServiceMetadata" ma:readOnly="true">
+      <xsd:simpleType>
+        <xsd:restriction base="dms:Note"/>
+      </xsd:simpleType>
+    </xsd:element>
+    <xsd:element name="MediaServiceFastMetadata" ma:index="11" nillable="true" ma:displayName="MediaServiceFastMetadata" ma:hidden="true" ma:internalName="MediaServiceFastMetadata" ma:readOnly="true">
+      <xsd:simpleType>
+        <xsd:restriction base="dms:Note"/>
+      </xsd:simpleType>
+    </xsd:element>
+    <xsd:element name="MediaServiceSearchProperties" ma:index="12" nillable="true" ma:displayName="MediaServiceSearchProperties" ma:hidden="true" ma:internalName="MediaServiceSearchProperties" ma:readOnly="true">
+      <xsd:simpleType>
+        <xsd:restriction base="dms:Note"/>
+      </xsd:simpleType>
+    </xsd:element>
+    <xsd:element name="MediaServiceObjectDetectorVersions" ma:index="13" nillable="true" ma:displayName="MediaServiceObjectDetectorVersions" ma:hidden="true" ma:indexed="true" ma:internalName="MediaServiceObjectDetectorVersions" ma:readOnly="true">
+      <xsd:simpleType>
+        <xsd:restriction base="dms:Text"/>
+      </xsd:simpleType>
+    </xsd:element>
+    <xsd:element name="MediaServiceDateTaken" ma:index="14" nillable="true" ma:displayName="MediaServiceDateTaken" ma:hidden="true" ma:indexed="true" ma:internalName="MediaServiceDateTaken" ma:readOnly="true">
+      <xsd:simpleType>
+        <xsd:restriction base="dms:Text"/>
+      </xsd:simpleType>
+    </xsd:element>
+    <xsd:element name="MediaServiceGenerationTime" ma:index="15" nillable="true" ma:displayName="MediaServiceGenerationTime" ma:hidden="true" ma:internalName="MediaServiceGenerationTime" ma:readOnly="true">
+      <xsd:simpleType>
+        <xsd:restriction base="dms:Text"/>
+      </xsd:simpleType>
+    </xsd:element>
+    <xsd:element name="MediaServiceEventHashCode" ma:index="16" nillable="true" ma:displayName="MediaServiceEventHashCode" ma:hidden="true" ma:internalName="MediaServiceEventHashCode" ma:readOnly="true">
+      <xsd:simpleType>
+        <xsd:restriction base="dms:Text"/>
+      </xsd:simpleType>
+    </xsd:element>
+    <xsd:element name="MediaLengthInSeconds" ma:index="17" nillable="true" ma:displayName="MediaLengthInSeconds" ma:hidden="true" ma:internalName="MediaLengthInSeconds" ma:readOnly="true">
+      <xsd:simpleType>
+        <xsd:restriction base="dms:Unknown"/>
+      </xsd:simpleType>
+    </xsd:element>
+    <xsd:element name="lcf76f155ced4ddcb4097134ff3c332f" ma:index="19" nillable="true" ma:taxonomy="true" ma:internalName="lcf76f155ced4ddcb4097134ff3c332f" ma:taxonomyFieldName="MediaServiceImageTags" ma:displayName="Etiquetas de imagen" ma:readOnly="false" ma:fieldId="{5cf76f15-5ced-4ddc-b409-7134ff3c332f}" ma:taxonomyMulti="true" ma:sspId="d33c8c81-5745-4931-bcc4-c2aeafe86780" ma:termSetId="09814cd3-568e-fe90-9814-8d621ff8fb84" ma:anchorId="fba54fb3-c3e1-fe81-a776-ca4b69148c4d" ma:open="true" ma:isKeyword="false">
+      <xsd:complexType>
+        <xsd:sequence>
+          <xsd:element ref="pc:Terms" minOccurs="0" maxOccurs="1"/>
+        </xsd:sequence>
+      </xsd:complexType>
+    </xsd:element>
+    <xsd:element name="MediaServiceOCR" ma:index="21" nillable="true" ma:displayName="Extracted Text" ma:internalName="MediaServiceOCR" ma:readOnly="true">
+      <xsd:simpleType>
+        <xsd:restriction base="dms:Note">
+          <xsd:maxLength value="255"/>
+        </xsd:restriction>
+      </xsd:simpleType>
+    </xsd:element>
+    <xsd:element name="MediaServiceLocation" ma:index="22" nillable="true" ma:displayName="Location" ma:description="" ma:indexed="true" ma:internalName="MediaServiceLocation" ma:readOnly="true">
+      <xsd:simpleType>
+        <xsd:restriction base="dms:Text"/>
+      </xsd:simpleType>
     </xsd:element>
   </xsd:schema>
   <xsd:schema xmlns="http://schemas.openxmlformats.org/package/2006/metadata/core-properties" xmlns:xsd="http://www.w3.org/2001/XMLSchema" xmlns:xsi="http://www.w3.org/2001/XMLSchema-instance" xmlns:dc="http://purl.org/dc/elements/1.1/" xmlns:dcterms="http://purl.org/dc/terms/" xmlns:odoc="http://schemas.microsoft.com/internal/obd" targetNamespace="http://schemas.openxmlformats.org/package/2006/metadata/core-properties" elementFormDefault="qualified" attributeFormDefault="unqualified" blockDefault="#all">
@@ -19291,12 +19460,7 @@
 </file>
 
 <file path=customXml/item4.xml><?xml version="1.0" encoding="utf-8"?>
-<?mso-contentType ?>
-<FormTemplates xmlns="http://schemas.microsoft.com/sharepoint/v3/contenttype/forms">
-  <Display>DocumentLibraryForm</Display>
-  <Edit>DocumentLibraryForm</Edit>
-  <New>DocumentLibraryForm</New>
-</FormTemplates>
+<b:Sources xmlns:b="http://schemas.openxmlformats.org/officeDocument/2006/bibliography" xmlns="http://schemas.openxmlformats.org/officeDocument/2006/bibliography" SelectedStyle="\APASixthEditionOfficeOnline.xsl" StyleName="APA" Version="6"/>
 </file>
 
 <file path=customXml/itemProps1.xml><?xml version="1.0" encoding="utf-8"?>
@@ -19311,36 +19475,21 @@
 </file>
 
 <file path=customXml/itemProps2.xml><?xml version="1.0" encoding="utf-8"?>
+<ds:datastoreItem xmlns:ds="http://schemas.openxmlformats.org/officeDocument/2006/customXml" ds:itemID="{81CBDEC1-3B00-44ED-AD36-0268077980BA}">
+  <ds:schemaRefs>
+    <ds:schemaRef ds:uri="http://schemas.microsoft.com/sharepoint/v3/contenttype/forms"/>
+  </ds:schemaRefs>
+</ds:datastoreItem>
+</file>
+
+<file path=customXml/itemProps3.xml><?xml version="1.0" encoding="utf-8"?>
+<ds:datastoreItem xmlns:ds="http://schemas.openxmlformats.org/officeDocument/2006/customXml" ds:itemID="{85BEA3D8-CFA3-4603-A09A-AB0D98715189}"/>
+</file>
+
+<file path=customXml/itemProps4.xml><?xml version="1.0" encoding="utf-8"?>
 <ds:datastoreItem xmlns:ds="http://schemas.openxmlformats.org/officeDocument/2006/customXml" ds:itemID="{E8AB44A3-7C62-4BD2-82ED-8ABC209970FA}">
   <ds:schemaRefs>
     <ds:schemaRef ds:uri="http://schemas.openxmlformats.org/officeDocument/2006/bibliography"/>
   </ds:schemaRefs>
 </ds:datastoreItem>
-</file>
-
-<file path=customXml/itemProps3.xml><?xml version="1.0" encoding="utf-8"?>
-<ds:datastoreItem xmlns:ds="http://schemas.openxmlformats.org/officeDocument/2006/customXml" ds:itemID="{996434B9-CC1E-4468-A086-AA07C2AF1350}">
-  <ds:schemaRefs>
-    <ds:schemaRef ds:uri="http://schemas.microsoft.com/office/2006/metadata/contentType"/>
-    <ds:schemaRef ds:uri="http://schemas.microsoft.com/office/2006/metadata/properties/metaAttributes"/>
-    <ds:schemaRef ds:uri="http://www.w3.org/2001/XMLSchema"/>
-    <ds:schemaRef ds:uri="http://schemas.microsoft.com/office/2006/metadata/properties"/>
-    <ds:schemaRef ds:uri="a70d3c18-0869-45a1-9f75-4b4b8f0f32be"/>
-    <ds:schemaRef ds:uri="adccf511-daff-4bcb-9072-914cedbf4c7e"/>
-    <ds:schemaRef ds:uri="http://schemas.microsoft.com/office/2006/documentManagement/types"/>
-    <ds:schemaRef ds:uri="http://schemas.microsoft.com/office/infopath/2007/PartnerControls"/>
-    <ds:schemaRef ds:uri="http://schemas.openxmlformats.org/package/2006/metadata/core-properties"/>
-    <ds:schemaRef ds:uri="http://purl.org/dc/elements/1.1/"/>
-    <ds:schemaRef ds:uri="http://purl.org/dc/terms/"/>
-    <ds:schemaRef ds:uri="http://schemas.microsoft.com/internal/obd"/>
-  </ds:schemaRefs>
-</ds:datastoreItem>
-</file>
-
-<file path=customXml/itemProps4.xml><?xml version="1.0" encoding="utf-8"?>
-<ds:datastoreItem xmlns:ds="http://schemas.openxmlformats.org/officeDocument/2006/customXml" ds:itemID="{81CBDEC1-3B00-44ED-AD36-0268077980BA}">
-  <ds:schemaRefs>
-    <ds:schemaRef ds:uri="http://schemas.microsoft.com/sharepoint/v3/contenttype/forms"/>
-  </ds:schemaRefs>
-</ds:datastoreItem>
 </file>